--- a/reports/acdr2026_staff_deployment/広報資料_ACDR2026_0928/別紙１_プログラム_ACDR2026_案_0928.docx
+++ b/reports/acdr2026_staff_deployment/広報資料_ACDR2026_0928/別紙１_プログラム_ACDR2026_案_0928.docx
@@ -3943,7 +3943,7 @@
       <w:spacing w:before="240" w:after="120"/>
     </w:pPr>
     <w:rPr>
-      <w:rFonts w:ascii="Liberation Sans" w:hAnsi="Liberation Sans" w:eastAsia="WenQuanYi Zen Hei" w:cs="FreeSans"/>
+      <w:rFonts w:ascii="Liberation Sans" w:hAnsi="Liberation Sans" w:eastAsia="ＭＳ 明朝" w:cs="Times New Roman"/>
       <w:sz w:val="28"/>
       <w:szCs w:val="28"/>
     </w:rPr>
@@ -3970,7 +3970,7 @@
     <w:basedOn w:val="BodyText"/>
     <w:pPr/>
     <w:rPr>
-      <w:rFonts w:cs="FreeSans"/>
+      <w:rFonts w:cs="Times New Roman"/>
     </w:rPr>
   </w:style>
   <w:style w:type="paragraph" w:styleId="Caption">
@@ -3982,7 +3982,7 @@
       <w:spacing w:before="120" w:after="120"/>
     </w:pPr>
     <w:rPr>
-      <w:rFonts w:cs="FreeSans"/>
+      <w:rFonts w:cs="Times New Roman"/>
       <w:i/>
       <w:iCs/>
       <w:sz w:val="24"/>
@@ -3997,7 +3997,7 @@
       <w:suppressLineNumbers/>
     </w:pPr>
     <w:rPr>
-      <w:rFonts w:cs="FreeSans"/>
+      <w:rFonts w:cs="Times New Roman"/>
     </w:rPr>
   </w:style>
   <w:style w:type="paragraph" w:styleId="Title">
